--- a/Other/amys-guide-to-chemistry.docx
+++ b/Other/amys-guide-to-chemistry.docx
@@ -17,8 +17,20 @@
         </w:rPr>
         <w:t>Amy’s Guide to Chemistry</w:t>
       </w:r>
-    </w:p>
-    <w:p/>
+      <w:r>
+        <w:rPr>
+          <w:b/>
+          <w:sz w:val="40"/>
+        </w:rPr>
+        <w:t>: From Basics to the stars!</w:t>
+      </w:r>
+    </w:p>
+    <w:p/>
+    <w:p>
+      <w:r>
+        <w:t>These notes are taken from GCSE AQA Chemistry, Complete Revision and Practise by CGP</w:t>
+      </w:r>
+    </w:p>
     <w:p>
       <w:pPr>
         <w:pStyle w:val="Heading1"/>
@@ -39,7 +51,7 @@
     <w:p/>
     <w:p>
       <w:pPr>
-        <w:pStyle w:val="Heading2"/>
+        <w:pStyle w:val="Heading4"/>
       </w:pPr>
       <w:r>
         <w:t>What are atoms made of?</w:t>
@@ -92,7 +104,7 @@
           <w:noProof/>
         </w:rPr>
         <w:drawing>
-          <wp:inline distT="0" distB="0" distL="0" distR="0" wp14:anchorId="7CA8E857" wp14:editId="76E65BB2">
+          <wp:inline distT="0" distB="0" distL="0" distR="0" wp14:anchorId="08377F4C" wp14:editId="541B28DA">
             <wp:extent cx="1720202" cy="1773029"/>
             <wp:effectExtent l="0" t="0" r="0" b="5080"/>
             <wp:docPr id="1" name="Picture 1" descr="Atoms to Molecules ( Read ) | Earth Science | Science chemistry, Atom  diagram, Physical science"/>
@@ -170,7 +182,7 @@
     </w:p>
     <w:p>
       <w:pPr>
-        <w:pStyle w:val="Heading3"/>
+        <w:pStyle w:val="Heading4"/>
       </w:pPr>
       <w:r>
         <w:t>Tell me about electrons.</w:t>
@@ -218,7 +230,7 @@
     <w:p/>
     <w:p>
       <w:pPr>
-        <w:pStyle w:val="Heading3"/>
+        <w:pStyle w:val="Heading4"/>
       </w:pPr>
       <w:r>
         <w:t>What is the charge of an atom?</w:t>
@@ -230,35 +242,422 @@
       </w:r>
     </w:p>
     <w:p/>
+    <w:p>
+      <w:pPr>
+        <w:pStyle w:val="Heading4"/>
+      </w:pPr>
+      <w:r>
+        <w:t>What is the charge of the nucleus?</w:t>
+      </w:r>
+    </w:p>
+    <w:p>
+      <w:r>
+        <w:t>It is positively charged because it contains protons.</w:t>
+      </w:r>
+    </w:p>
+    <w:p/>
+    <w:p>
+      <w:pPr>
+        <w:pStyle w:val="Heading4"/>
+      </w:pPr>
+      <w:r>
+        <w:t>What is the charge of an ion?</w:t>
+      </w:r>
+    </w:p>
+    <w:p>
+      <w:r>
+        <w:t>In an ion, the number of protons does not equal the number of electrons so the atom has an overall charge. For example, an ion with charge -2 has two more electrons than protons.</w:t>
+      </w:r>
+    </w:p>
+    <w:p/>
+    <w:p>
+      <w:pPr>
+        <w:jc w:val="center"/>
+        <w:rPr>
+          <w:rFonts w:ascii="Times New Roman" w:eastAsia="Times New Roman" w:hAnsi="Times New Roman" w:cs="Times New Roman"/>
+        </w:rPr>
+      </w:pPr>
+    </w:p>
     <w:p>
       <w:pPr>
         <w:pStyle w:val="Heading3"/>
       </w:pPr>
       <w:r>
-        <w:t>What is the charge of the nucleus?</w:t>
-      </w:r>
-    </w:p>
-    <w:p>
-      <w:r>
-        <w:t>It is positively charged because it contains protons.</w:t>
-      </w:r>
-    </w:p>
+        <w:t>Atomic size and mass</w:t>
+      </w:r>
+    </w:p>
+    <w:p/>
     <w:p>
       <w:pPr>
-        <w:jc w:val="center"/>
+        <w:pStyle w:val="Heading4"/>
+      </w:pPr>
+      <w:r>
+        <w:t>What is the radius of an atom?</w:t>
+      </w:r>
+    </w:p>
+    <w:p>
+      <w:r>
+        <w:t>0.1 nanometres (nm) (1 x 10</w:t>
+      </w:r>
+      <w:r>
+        <w:rPr>
+          <w:vertAlign w:val="superscript"/>
+        </w:rPr>
+        <w:t>-10</w:t>
+      </w:r>
+      <w:r>
+        <w:t xml:space="preserve"> m = 0.0000000001 m = </w:t>
+      </w:r>
+      <w:r>
+        <w:t>1e-10</w:t>
+      </w:r>
+      <w:r>
+        <w:t>)</w:t>
+      </w:r>
+    </w:p>
+    <w:p/>
+    <w:p>
+      <w:pPr>
+        <w:pStyle w:val="Heading4"/>
+      </w:pPr>
+      <w:r>
+        <w:t>What is the radius of the nucleus?</w:t>
+      </w:r>
+    </w:p>
+    <w:p>
+      <w:r>
+        <w:t>1 x 10</w:t>
+      </w:r>
+      <w:r>
+        <w:rPr>
+          <w:vertAlign w:val="superscript"/>
+        </w:rPr>
+        <w:t xml:space="preserve">-14 </w:t>
+      </w:r>
+      <w:r>
+        <w:t>m = 0.00000000000001 m = 1e-14</w:t>
+      </w:r>
+    </w:p>
+    <w:p/>
+    <w:p>
+      <w:pPr>
+        <w:pStyle w:val="Heading4"/>
+      </w:pPr>
+      <w:r>
+        <w:t>Where is most of the mass of the atom?</w:t>
+      </w:r>
+    </w:p>
+    <w:p>
+      <w:r>
+        <w:t>In the nucleus.</w:t>
+      </w:r>
+    </w:p>
+    <w:p/>
+    <w:p>
+      <w:r>
+        <w:t>Table 1. Relative mass and relative charge of protons, neutrons and electrons.</w:t>
+      </w:r>
+    </w:p>
+    <w:tbl>
+      <w:tblPr>
+        <w:tblStyle w:val="GridTable4-Accent1"/>
+        <w:tblW w:w="0" w:type="auto"/>
+        <w:tblLook w:val="04A0" w:firstRow="1" w:lastRow="0" w:firstColumn="1" w:lastColumn="0" w:noHBand="0" w:noVBand="1"/>
+      </w:tblPr>
+      <w:tblGrid>
+        <w:gridCol w:w="3003"/>
+        <w:gridCol w:w="3003"/>
+        <w:gridCol w:w="3004"/>
+      </w:tblGrid>
+      <w:tr>
+        <w:trPr>
+          <w:cnfStyle w:val="100000000000" w:firstRow="1" w:lastRow="0" w:firstColumn="0" w:lastColumn="0" w:oddVBand="0" w:evenVBand="0" w:oddHBand="0" w:evenHBand="0" w:firstRowFirstColumn="0" w:firstRowLastColumn="0" w:lastRowFirstColumn="0" w:lastRowLastColumn="0"/>
+        </w:trPr>
+        <w:tc>
+          <w:tcPr>
+            <w:cnfStyle w:val="001000000000" w:firstRow="0" w:lastRow="0" w:firstColumn="1" w:lastColumn="0" w:oddVBand="0" w:evenVBand="0" w:oddHBand="0" w:evenHBand="0" w:firstRowFirstColumn="0" w:firstRowLastColumn="0" w:lastRowFirstColumn="0" w:lastRowLastColumn="0"/>
+            <w:tcW w:w="3003" w:type="dxa"/>
+          </w:tcPr>
+          <w:p>
+            <w:r>
+              <w:t>Particle</w:t>
+            </w:r>
+          </w:p>
+        </w:tc>
+        <w:tc>
+          <w:tcPr>
+            <w:tcW w:w="3003" w:type="dxa"/>
+          </w:tcPr>
+          <w:p>
+            <w:pPr>
+              <w:cnfStyle w:val="100000000000" w:firstRow="1" w:lastRow="0" w:firstColumn="0" w:lastColumn="0" w:oddVBand="0" w:evenVBand="0" w:oddHBand="0" w:evenHBand="0" w:firstRowFirstColumn="0" w:firstRowLastColumn="0" w:lastRowFirstColumn="0" w:lastRowLastColumn="0"/>
+            </w:pPr>
+            <w:r>
+              <w:t>Relative Mass</w:t>
+            </w:r>
+          </w:p>
+        </w:tc>
+        <w:tc>
+          <w:tcPr>
+            <w:tcW w:w="3004" w:type="dxa"/>
+          </w:tcPr>
+          <w:p>
+            <w:pPr>
+              <w:cnfStyle w:val="100000000000" w:firstRow="1" w:lastRow="0" w:firstColumn="0" w:lastColumn="0" w:oddVBand="0" w:evenVBand="0" w:oddHBand="0" w:evenHBand="0" w:firstRowFirstColumn="0" w:firstRowLastColumn="0" w:lastRowFirstColumn="0" w:lastRowLastColumn="0"/>
+            </w:pPr>
+            <w:r>
+              <w:t>Relative Charge</w:t>
+            </w:r>
+          </w:p>
+        </w:tc>
+      </w:tr>
+      <w:tr>
+        <w:trPr>
+          <w:cnfStyle w:val="000000100000" w:firstRow="0" w:lastRow="0" w:firstColumn="0" w:lastColumn="0" w:oddVBand="0" w:evenVBand="0" w:oddHBand="1" w:evenHBand="0" w:firstRowFirstColumn="0" w:firstRowLastColumn="0" w:lastRowFirstColumn="0" w:lastRowLastColumn="0"/>
+        </w:trPr>
+        <w:tc>
+          <w:tcPr>
+            <w:cnfStyle w:val="001000000000" w:firstRow="0" w:lastRow="0" w:firstColumn="1" w:lastColumn="0" w:oddVBand="0" w:evenVBand="0" w:oddHBand="0" w:evenHBand="0" w:firstRowFirstColumn="0" w:firstRowLastColumn="0" w:lastRowFirstColumn="0" w:lastRowLastColumn="0"/>
+            <w:tcW w:w="3003" w:type="dxa"/>
+          </w:tcPr>
+          <w:p>
+            <w:r>
+              <w:t>Proton</w:t>
+            </w:r>
+          </w:p>
+        </w:tc>
+        <w:tc>
+          <w:tcPr>
+            <w:tcW w:w="3003" w:type="dxa"/>
+          </w:tcPr>
+          <w:p>
+            <w:pPr>
+              <w:cnfStyle w:val="000000100000" w:firstRow="0" w:lastRow="0" w:firstColumn="0" w:lastColumn="0" w:oddVBand="0" w:evenVBand="0" w:oddHBand="1" w:evenHBand="0" w:firstRowFirstColumn="0" w:firstRowLastColumn="0" w:lastRowFirstColumn="0" w:lastRowLastColumn="0"/>
+            </w:pPr>
+            <w:r>
+              <w:t>1</w:t>
+            </w:r>
+          </w:p>
+        </w:tc>
+        <w:tc>
+          <w:tcPr>
+            <w:tcW w:w="3004" w:type="dxa"/>
+          </w:tcPr>
+          <w:p>
+            <w:pPr>
+              <w:cnfStyle w:val="000000100000" w:firstRow="0" w:lastRow="0" w:firstColumn="0" w:lastColumn="0" w:oddVBand="0" w:evenVBand="0" w:oddHBand="1" w:evenHBand="0" w:firstRowFirstColumn="0" w:firstRowLastColumn="0" w:lastRowFirstColumn="0" w:lastRowLastColumn="0"/>
+            </w:pPr>
+            <w:r>
+              <w:t>+1</w:t>
+            </w:r>
+          </w:p>
+        </w:tc>
+      </w:tr>
+      <w:tr>
+        <w:tc>
+          <w:tcPr>
+            <w:cnfStyle w:val="001000000000" w:firstRow="0" w:lastRow="0" w:firstColumn="1" w:lastColumn="0" w:oddVBand="0" w:evenVBand="0" w:oddHBand="0" w:evenHBand="0" w:firstRowFirstColumn="0" w:firstRowLastColumn="0" w:lastRowFirstColumn="0" w:lastRowLastColumn="0"/>
+            <w:tcW w:w="3003" w:type="dxa"/>
+          </w:tcPr>
+          <w:p>
+            <w:r>
+              <w:t>Neutron</w:t>
+            </w:r>
+          </w:p>
+        </w:tc>
+        <w:tc>
+          <w:tcPr>
+            <w:tcW w:w="3003" w:type="dxa"/>
+          </w:tcPr>
+          <w:p>
+            <w:pPr>
+              <w:cnfStyle w:val="000000000000" w:firstRow="0" w:lastRow="0" w:firstColumn="0" w:lastColumn="0" w:oddVBand="0" w:evenVBand="0" w:oddHBand="0" w:evenHBand="0" w:firstRowFirstColumn="0" w:firstRowLastColumn="0" w:lastRowFirstColumn="0" w:lastRowLastColumn="0"/>
+            </w:pPr>
+            <w:r>
+              <w:t>1</w:t>
+            </w:r>
+          </w:p>
+        </w:tc>
+        <w:tc>
+          <w:tcPr>
+            <w:tcW w:w="3004" w:type="dxa"/>
+          </w:tcPr>
+          <w:p>
+            <w:pPr>
+              <w:cnfStyle w:val="000000000000" w:firstRow="0" w:lastRow="0" w:firstColumn="0" w:lastColumn="0" w:oddVBand="0" w:evenVBand="0" w:oddHBand="0" w:evenHBand="0" w:firstRowFirstColumn="0" w:firstRowLastColumn="0" w:lastRowFirstColumn="0" w:lastRowLastColumn="0"/>
+            </w:pPr>
+            <w:r>
+              <w:t>0</w:t>
+            </w:r>
+          </w:p>
+        </w:tc>
+      </w:tr>
+      <w:tr>
+        <w:trPr>
+          <w:cnfStyle w:val="000000100000" w:firstRow="0" w:lastRow="0" w:firstColumn="0" w:lastColumn="0" w:oddVBand="0" w:evenVBand="0" w:oddHBand="1" w:evenHBand="0" w:firstRowFirstColumn="0" w:firstRowLastColumn="0" w:lastRowFirstColumn="0" w:lastRowLastColumn="0"/>
+        </w:trPr>
+        <w:tc>
+          <w:tcPr>
+            <w:cnfStyle w:val="001000000000" w:firstRow="0" w:lastRow="0" w:firstColumn="1" w:lastColumn="0" w:oddVBand="0" w:evenVBand="0" w:oddHBand="0" w:evenHBand="0" w:firstRowFirstColumn="0" w:firstRowLastColumn="0" w:lastRowFirstColumn="0" w:lastRowLastColumn="0"/>
+            <w:tcW w:w="3003" w:type="dxa"/>
+          </w:tcPr>
+          <w:p>
+            <w:r>
+              <w:t>Electron</w:t>
+            </w:r>
+          </w:p>
+        </w:tc>
+        <w:tc>
+          <w:tcPr>
+            <w:tcW w:w="3003" w:type="dxa"/>
+          </w:tcPr>
+          <w:p>
+            <w:pPr>
+              <w:cnfStyle w:val="000000100000" w:firstRow="0" w:lastRow="0" w:firstColumn="0" w:lastColumn="0" w:oddVBand="0" w:evenVBand="0" w:oddHBand="1" w:evenHBand="0" w:firstRowFirstColumn="0" w:firstRowLastColumn="0" w:lastRowFirstColumn="0" w:lastRowLastColumn="0"/>
+            </w:pPr>
+            <w:r>
+              <w:t>Very small</w:t>
+            </w:r>
+          </w:p>
+        </w:tc>
+        <w:tc>
+          <w:tcPr>
+            <w:tcW w:w="3004" w:type="dxa"/>
+          </w:tcPr>
+          <w:p>
+            <w:pPr>
+              <w:cnfStyle w:val="000000100000" w:firstRow="0" w:lastRow="0" w:firstColumn="0" w:lastColumn="0" w:oddVBand="0" w:evenVBand="0" w:oddHBand="1" w:evenHBand="0" w:firstRowFirstColumn="0" w:firstRowLastColumn="0" w:lastRowFirstColumn="0" w:lastRowLastColumn="0"/>
+            </w:pPr>
+            <w:r>
+              <w:t>-1</w:t>
+            </w:r>
+          </w:p>
+        </w:tc>
+      </w:tr>
+    </w:tbl>
+    <w:p/>
+    <w:p/>
+    <w:p>
+      <w:pPr>
         <w:rPr>
           <w:rFonts w:ascii="Times New Roman" w:eastAsia="Times New Roman" w:hAnsi="Times New Roman" w:cs="Times New Roman"/>
         </w:rPr>
       </w:pPr>
-      <w:bookmarkStart w:id="0" w:name="_GoBack"/>
-      <w:bookmarkEnd w:id="0"/>
-    </w:p>
-    <w:p>
-      <w:pPr>
-        <w:pStyle w:val="Heading2"/>
-      </w:pPr>
-      <w:r>
-        <w:t>Atomic size and mass</w:t>
+      <w:r>
+        <w:rPr>
+          <w:rFonts w:ascii="Times New Roman" w:eastAsia="Times New Roman" w:hAnsi="Times New Roman" w:cs="Times New Roman"/>
+        </w:rPr>
+        <w:fldChar w:fldCharType="begin"/>
+      </w:r>
+      <w:r>
+        <w:rPr>
+          <w:rFonts w:ascii="Times New Roman" w:eastAsia="Times New Roman" w:hAnsi="Times New Roman" w:cs="Times New Roman"/>
+        </w:rPr>
+        <w:instrText xml:space="preserve"> INCLUDEPICTURE "https://periodictable.me/wp-content/uploads/2018/08/8c3645cdadcb9dd9bd6b51d022d20c994c9f5177.png" \* MERGEFORMATINET </w:instrText>
+      </w:r>
+      <w:r>
+        <w:rPr>
+          <w:rFonts w:ascii="Times New Roman" w:eastAsia="Times New Roman" w:hAnsi="Times New Roman" w:cs="Times New Roman"/>
+        </w:rPr>
+        <w:fldChar w:fldCharType="separate"/>
+      </w:r>
+      <w:r>
+        <w:rPr>
+          <w:rFonts w:ascii="Times New Roman" w:eastAsia="Times New Roman" w:hAnsi="Times New Roman" w:cs="Times New Roman"/>
+          <w:noProof/>
+        </w:rPr>
+        <w:drawing>
+          <wp:inline distT="0" distB="0" distL="0" distR="0" wp14:anchorId="3B3CB890" wp14:editId="52408F50">
+            <wp:extent cx="5727700" cy="1610995"/>
+            <wp:effectExtent l="0" t="0" r="0" b="1905"/>
+            <wp:docPr id="2" name="Picture 2" descr="🥰Sodium Mass Number and Atomic Number🥰"/>
+            <wp:cNvGraphicFramePr>
+              <a:graphicFrameLocks xmlns:a="http://schemas.openxmlformats.org/drawingml/2006/main" noChangeAspect="1"/>
+            </wp:cNvGraphicFramePr>
+            <a:graphic xmlns:a="http://schemas.openxmlformats.org/drawingml/2006/main">
+              <a:graphicData uri="http://schemas.openxmlformats.org/drawingml/2006/picture">
+                <pic:pic xmlns:pic="http://schemas.openxmlformats.org/drawingml/2006/picture">
+                  <pic:nvPicPr>
+                    <pic:cNvPr id="0" name="Picture 1" descr="🥰Sodium Mass Number and Atomic Number🥰"/>
+                    <pic:cNvPicPr>
+                      <a:picLocks noChangeAspect="1" noChangeArrowheads="1"/>
+                    </pic:cNvPicPr>
+                  </pic:nvPicPr>
+                  <pic:blipFill>
+                    <a:blip r:embed="rId5">
+                      <a:extLst>
+                        <a:ext uri="{28A0092B-C50C-407E-A947-70E740481C1C}">
+                          <a14:useLocalDpi xmlns:a14="http://schemas.microsoft.com/office/drawing/2010/main" val="0"/>
+                        </a:ext>
+                      </a:extLst>
+                    </a:blip>
+                    <a:srcRect/>
+                    <a:stretch>
+                      <a:fillRect/>
+                    </a:stretch>
+                  </pic:blipFill>
+                  <pic:spPr bwMode="auto">
+                    <a:xfrm>
+                      <a:off x="0" y="0"/>
+                      <a:ext cx="5727700" cy="1610995"/>
+                    </a:xfrm>
+                    <a:prstGeom prst="rect">
+                      <a:avLst/>
+                    </a:prstGeom>
+                    <a:noFill/>
+                    <a:ln>
+                      <a:noFill/>
+                    </a:ln>
+                  </pic:spPr>
+                </pic:pic>
+              </a:graphicData>
+            </a:graphic>
+          </wp:inline>
+        </w:drawing>
+      </w:r>
+      <w:r>
+        <w:rPr>
+          <w:rFonts w:ascii="Times New Roman" w:eastAsia="Times New Roman" w:hAnsi="Times New Roman" w:cs="Times New Roman"/>
+        </w:rPr>
+        <w:fldChar w:fldCharType="end"/>
+      </w:r>
+    </w:p>
+    <w:p>
+      <w:r>
+        <w:t>Figure 2</w:t>
+      </w:r>
+      <w:r>
+        <w:t>.</w:t>
+      </w:r>
+      <w:r>
+        <w:t xml:space="preserve"> The nuclear symbol for sodium (</w:t>
+      </w:r>
+      <w:hyperlink r:id="rId6" w:history="1">
+        <w:r>
+          <w:rPr>
+            <w:rStyle w:val="Hyperlink"/>
+          </w:rPr>
+          <w:t>https://periodictable.me/sodium-mass-number-atomic-number/</w:t>
+        </w:r>
+      </w:hyperlink>
+      <w:r>
+        <w:t xml:space="preserve">) </w:t>
+      </w:r>
+    </w:p>
+    <w:p/>
+    <w:p>
+      <w:r>
+        <w:t>Atomic number = number of protons in an atom</w:t>
+      </w:r>
+    </w:p>
+    <w:p>
+      <w:r>
+        <w:t>Mass number = total number of protons and neutrons.</w:t>
+      </w:r>
+    </w:p>
+    <w:p>
+      <w:r>
+        <w:t>Number of neutrons in an atom = mass number = atomic number (which for sodium is 23-11 = 12, there are 12 neutrons in an atom of sodium).</w:t>
       </w:r>
     </w:p>
     <w:p/>
@@ -267,27 +666,18 @@
         <w:pStyle w:val="Heading3"/>
       </w:pPr>
       <w:r>
-        <w:t>What is the radius of an atom?</w:t>
-      </w:r>
-    </w:p>
-    <w:p>
-      <w:r>
-        <w:t>0.1 nanometres (nm) (1 x 10</w:t>
-      </w:r>
-      <w:r>
-        <w:rPr>
-          <w:vertAlign w:val="superscript"/>
-        </w:rPr>
-        <w:t>-10</w:t>
-      </w:r>
-      <w:r>
-        <w:t xml:space="preserve"> m = 0.0000000001 m = </w:t>
-      </w:r>
-      <w:r>
-        <w:t>1e-10</w:t>
-      </w:r>
-      <w:r>
-        <w:t>)</w:t>
+        <w:t>Elements</w:t>
+      </w:r>
+    </w:p>
+    <w:p>
+      <w:r>
+        <w:t xml:space="preserve">Elements are </w:t>
+      </w:r>
+      <w:r>
+        <w:t>substances made of atoms that all have the same number of protons in their nucleus. So, all these atoms have the same ATOMIC NUMBER. The number of protons decides what type of atom an atom is.</w:t>
+      </w:r>
+      <w:r>
+        <w:t xml:space="preserve"> For example, an atom with one proton is a HYDROGEN atom. An atom with two protons is a HELIUM atom. There are about 100 different elements. </w:t>
       </w:r>
     </w:p>
     <w:p/>
@@ -296,21 +686,142 @@
         <w:pStyle w:val="Heading3"/>
       </w:pPr>
       <w:r>
-        <w:t>What is the radius of the nucleus?</w:t>
-      </w:r>
-    </w:p>
-    <w:p>
-      <w:r>
-        <w:t>1 x 10</w:t>
-      </w:r>
-      <w:r>
-        <w:rPr>
-          <w:vertAlign w:val="superscript"/>
-        </w:rPr>
-        <w:t xml:space="preserve">-14 </w:t>
-      </w:r>
-      <w:r>
-        <w:t>m = 0.00000000000001 m = 1e-14</w:t>
+        <w:t>Isotopes</w:t>
+      </w:r>
+    </w:p>
+    <w:p>
+      <w:r>
+        <w:t>Different atoms of the same element can vary. Isotopes have extra neutrons! So</w:t>
+      </w:r>
+      <w:r>
+        <w:t>,</w:t>
+      </w:r>
+      <w:r>
+        <w:t xml:space="preserve"> isotopes have the same ATOMIC NUMBER but a different MASS NUMBER. Two common isotopes are </w:t>
+      </w:r>
+      <w:r>
+        <w:lastRenderedPageBreak/>
+        <w:t xml:space="preserve">carbon-12 and carbon-13. Carbon-12 has 6 protons, 6 electrons and 6 neutrons. Carbon-13 has 6 protons, 6 electrons and 7 neutrons. </w:t>
+      </w:r>
+    </w:p>
+    <w:p/>
+    <w:p>
+      <w:r>
+        <w:t>When referring to the element as a whole we use the RELATIVE ATOMIC MASS – because elements can have a number of different isotopes. RELATIVE ATOMIC MASS is an average mass</w:t>
+      </w:r>
+      <w:r>
+        <w:t>,</w:t>
+      </w:r>
+      <w:r>
+        <w:t xml:space="preserve"> </w:t>
+      </w:r>
+      <w:proofErr w:type="gramStart"/>
+      <w:r>
+        <w:t>taking into account</w:t>
+      </w:r>
+      <w:proofErr w:type="gramEnd"/>
+      <w:r>
+        <w:t xml:space="preserve"> the different masses and abundances (amounts) of all the isotopes that make up an element.</w:t>
+      </w:r>
+    </w:p>
+    <w:p/>
+    <w:p>
+      <w:pPr>
+        <w:rPr>
+          <w:rFonts w:eastAsiaTheme="minorEastAsia"/>
+        </w:rPr>
+      </w:pPr>
+      <m:oMathPara>
+        <m:oMath>
+          <m:r>
+            <w:rPr>
+              <w:rFonts w:ascii="Cambria Math" w:hAnsi="Cambria Math"/>
+            </w:rPr>
+            <m:t xml:space="preserve">relative atomic mass </m:t>
+          </m:r>
+          <m:d>
+            <m:dPr>
+              <m:ctrlPr>
+                <w:rPr>
+                  <w:rFonts w:ascii="Cambria Math" w:hAnsi="Cambria Math"/>
+                  <w:i/>
+                </w:rPr>
+              </m:ctrlPr>
+            </m:dPr>
+            <m:e>
+              <m:sSub>
+                <m:sSubPr>
+                  <m:ctrlPr>
+                    <w:rPr>
+                      <w:rFonts w:ascii="Cambria Math" w:hAnsi="Cambria Math"/>
+                      <w:i/>
+                    </w:rPr>
+                  </m:ctrlPr>
+                </m:sSubPr>
+                <m:e>
+                  <m:r>
+                    <w:rPr>
+                      <w:rFonts w:ascii="Cambria Math" w:hAnsi="Cambria Math"/>
+                    </w:rPr>
+                    <m:t>A</m:t>
+                  </m:r>
+                </m:e>
+                <m:sub>
+                  <m:r>
+                    <w:rPr>
+                      <w:rFonts w:ascii="Cambria Math" w:hAnsi="Cambria Math"/>
+                    </w:rPr>
+                    <m:t>r</m:t>
+                  </m:r>
+                </m:sub>
+              </m:sSub>
+            </m:e>
+          </m:d>
+          <m:r>
+            <w:rPr>
+              <w:rFonts w:ascii="Cambria Math" w:hAnsi="Cambria Math"/>
+            </w:rPr>
+            <m:t xml:space="preserve">= </m:t>
+          </m:r>
+          <m:f>
+            <m:fPr>
+              <m:ctrlPr>
+                <w:rPr>
+                  <w:rFonts w:ascii="Cambria Math" w:hAnsi="Cambria Math"/>
+                  <w:i/>
+                </w:rPr>
+              </m:ctrlPr>
+            </m:fPr>
+            <m:num>
+              <m:r>
+                <w:rPr>
+                  <w:rFonts w:ascii="Cambria Math" w:hAnsi="Cambria Math"/>
+                </w:rPr>
+                <m:t>sum of (isotope abundance x isotope mass number)</m:t>
+              </m:r>
+            </m:num>
+            <m:den>
+              <m:r>
+                <w:rPr>
+                  <w:rFonts w:ascii="Cambria Math" w:hAnsi="Cambria Math"/>
+                </w:rPr>
+                <m:t>sum of abundances of all the isotopes</m:t>
+              </m:r>
+            </m:den>
+          </m:f>
+        </m:oMath>
+      </m:oMathPara>
+    </w:p>
+    <w:p/>
+    <w:p>
+      <w:r>
+        <w:t>For example, copper has two stable isotopes. Cu-63 has an abundance of 69.2% and Cu-65 has an abundance of 30.8%. Calculate the relative atomic mass of copper to 1 decimal place.</w:t>
+      </w:r>
+    </w:p>
+    <w:p/>
+    <w:p>
+      <w:r>
+        <w:t>(69.2*63) + (30.8*65) / 100 = 63.6</w:t>
       </w:r>
     </w:p>
     <w:p/>
@@ -319,16 +830,767 @@
         <w:pStyle w:val="Heading3"/>
       </w:pPr>
       <w:r>
-        <w:t>Where is most of the mass of the atom?</w:t>
-      </w:r>
-    </w:p>
-    <w:p>
-      <w:r>
-        <w:t>In the nucleus.</w:t>
-      </w:r>
-    </w:p>
-    <w:p/>
-    <w:p/>
+        <w:t>Compounds</w:t>
+      </w:r>
+    </w:p>
+    <w:p>
+      <w:r>
+        <w:t>When elements react, atoms combine together with other atoms to make compounds. Compounds are substances formed from two or more elements. The atoms of each element are in fixed proportions throughout the compound and they’re held together by chemical bonds. Bonds are formed from donating, accepting or sharing electrons. Only the electrons are involved. The nuclei of atoms are unchanged. The properties of a compound can be completely different from the properties of the original elements.</w:t>
+      </w:r>
+    </w:p>
+    <w:p/>
+    <w:p>
+      <w:r>
+        <w:t xml:space="preserve">A compound formed from the combination of a metal and a non-metal is made of ions. The metal loses electrons to form positive ions, the non-metal gains electrons to form negative ions. The opposite charges of the ions mean the atoms are attracted to each other. This is IONIC BONDING. Compounds that are ionically bonded include: sodium chloride, magnesium oxide, calcium oxide.  </w:t>
+      </w:r>
+    </w:p>
+    <w:p/>
+    <w:p>
+      <w:r>
+        <w:t>A compound formed from non-metals consists of molecules. Each atom shares an electron with another atom. This is COVALENT BONDING. Compounds that are covalently bonded include: hydrogen chloride gas, carbon monoxide, dihydrogen monoxide (H</w:t>
+      </w:r>
+      <w:r>
+        <w:rPr>
+          <w:vertAlign w:val="subscript"/>
+        </w:rPr>
+        <w:t>2</w:t>
+      </w:r>
+      <w:r>
+        <w:t xml:space="preserve">O). </w:t>
+      </w:r>
+    </w:p>
+    <w:p/>
+    <w:p>
+      <w:pPr>
+        <w:pStyle w:val="Heading3"/>
+      </w:pPr>
+      <w:r>
+        <w:t>Formulas and Equations</w:t>
+      </w:r>
+    </w:p>
+    <w:p>
+      <w:r>
+        <w:t>We use formulas and equations to show what’s happening to the substances involved in chemical relations. A formula shows which atoms are in a compound. Formulas are made up of element symbols in the same proportions that the elements can be found in the compounds. For example, in each molecule of H</w:t>
+      </w:r>
+      <w:r>
+        <w:rPr>
+          <w:vertAlign w:val="subscript"/>
+        </w:rPr>
+        <w:t>2</w:t>
+      </w:r>
+      <w:r>
+        <w:t>SO</w:t>
+      </w:r>
+      <w:r>
+        <w:rPr>
+          <w:vertAlign w:val="subscript"/>
+        </w:rPr>
+        <w:t>4</w:t>
+      </w:r>
+      <w:r>
+        <w:t xml:space="preserve"> (sulphuric acid) there are 2 hydrogen atoms, 1 sulphur atom and 4 oxygen atoms.</w:t>
+      </w:r>
+    </w:p>
+    <w:p/>
+    <w:p>
+      <w:pPr>
+        <w:jc w:val="center"/>
+      </w:pPr>
+      <w:r>
+        <w:t>Table 2. Common compounds and their formulas</w:t>
+      </w:r>
+    </w:p>
+    <w:tbl>
+      <w:tblPr>
+        <w:tblStyle w:val="GridTable4-Accent1"/>
+        <w:tblW w:w="0" w:type="auto"/>
+        <w:tblLook w:val="04A0" w:firstRow="1" w:lastRow="0" w:firstColumn="1" w:lastColumn="0" w:noHBand="0" w:noVBand="1"/>
+      </w:tblPr>
+      <w:tblGrid>
+        <w:gridCol w:w="4505"/>
+        <w:gridCol w:w="4505"/>
+      </w:tblGrid>
+      <w:tr>
+        <w:trPr>
+          <w:cnfStyle w:val="100000000000" w:firstRow="1" w:lastRow="0" w:firstColumn="0" w:lastColumn="0" w:oddVBand="0" w:evenVBand="0" w:oddHBand="0" w:evenHBand="0" w:firstRowFirstColumn="0" w:firstRowLastColumn="0" w:lastRowFirstColumn="0" w:lastRowLastColumn="0"/>
+        </w:trPr>
+        <w:tc>
+          <w:tcPr>
+            <w:cnfStyle w:val="001000000000" w:firstRow="0" w:lastRow="0" w:firstColumn="1" w:lastColumn="0" w:oddVBand="0" w:evenVBand="0" w:oddHBand="0" w:evenHBand="0" w:firstRowFirstColumn="0" w:firstRowLastColumn="0" w:lastRowFirstColumn="0" w:lastRowLastColumn="0"/>
+            <w:tcW w:w="4505" w:type="dxa"/>
+          </w:tcPr>
+          <w:p>
+            <w:r>
+              <w:t>Compound</w:t>
+            </w:r>
+          </w:p>
+        </w:tc>
+        <w:tc>
+          <w:tcPr>
+            <w:tcW w:w="4505" w:type="dxa"/>
+          </w:tcPr>
+          <w:p>
+            <w:pPr>
+              <w:cnfStyle w:val="100000000000" w:firstRow="1" w:lastRow="0" w:firstColumn="0" w:lastColumn="0" w:oddVBand="0" w:evenVBand="0" w:oddHBand="0" w:evenHBand="0" w:firstRowFirstColumn="0" w:firstRowLastColumn="0" w:lastRowFirstColumn="0" w:lastRowLastColumn="0"/>
+            </w:pPr>
+            <w:r>
+              <w:t>Formula</w:t>
+            </w:r>
+          </w:p>
+        </w:tc>
+      </w:tr>
+      <w:tr>
+        <w:trPr>
+          <w:cnfStyle w:val="000000100000" w:firstRow="0" w:lastRow="0" w:firstColumn="0" w:lastColumn="0" w:oddVBand="0" w:evenVBand="0" w:oddHBand="1" w:evenHBand="0" w:firstRowFirstColumn="0" w:firstRowLastColumn="0" w:lastRowFirstColumn="0" w:lastRowLastColumn="0"/>
+        </w:trPr>
+        <w:tc>
+          <w:tcPr>
+            <w:cnfStyle w:val="001000000000" w:firstRow="0" w:lastRow="0" w:firstColumn="1" w:lastColumn="0" w:oddVBand="0" w:evenVBand="0" w:oddHBand="0" w:evenHBand="0" w:firstRowFirstColumn="0" w:firstRowLastColumn="0" w:lastRowFirstColumn="0" w:lastRowLastColumn="0"/>
+            <w:tcW w:w="4505" w:type="dxa"/>
+          </w:tcPr>
+          <w:p>
+            <w:r>
+              <w:t>Carbon dioxide</w:t>
+            </w:r>
+          </w:p>
+        </w:tc>
+        <w:tc>
+          <w:tcPr>
+            <w:tcW w:w="4505" w:type="dxa"/>
+          </w:tcPr>
+          <w:p>
+            <w:pPr>
+              <w:cnfStyle w:val="000000100000" w:firstRow="0" w:lastRow="0" w:firstColumn="0" w:lastColumn="0" w:oddVBand="0" w:evenVBand="0" w:oddHBand="1" w:evenHBand="0" w:firstRowFirstColumn="0" w:firstRowLastColumn="0" w:lastRowFirstColumn="0" w:lastRowLastColumn="0"/>
+            </w:pPr>
+            <w:r>
+              <w:t>CO</w:t>
+            </w:r>
+            <w:r>
+              <w:rPr>
+                <w:vertAlign w:val="subscript"/>
+              </w:rPr>
+              <w:t>2</w:t>
+            </w:r>
+          </w:p>
+        </w:tc>
+      </w:tr>
+      <w:tr>
+        <w:tc>
+          <w:tcPr>
+            <w:cnfStyle w:val="001000000000" w:firstRow="0" w:lastRow="0" w:firstColumn="1" w:lastColumn="0" w:oddVBand="0" w:evenVBand="0" w:oddHBand="0" w:evenHBand="0" w:firstRowFirstColumn="0" w:firstRowLastColumn="0" w:lastRowFirstColumn="0" w:lastRowLastColumn="0"/>
+            <w:tcW w:w="4505" w:type="dxa"/>
+          </w:tcPr>
+          <w:p>
+            <w:r>
+              <w:t>Ammonia</w:t>
+            </w:r>
+          </w:p>
+        </w:tc>
+        <w:tc>
+          <w:tcPr>
+            <w:tcW w:w="4505" w:type="dxa"/>
+          </w:tcPr>
+          <w:p>
+            <w:pPr>
+              <w:cnfStyle w:val="000000000000" w:firstRow="0" w:lastRow="0" w:firstColumn="0" w:lastColumn="0" w:oddVBand="0" w:evenVBand="0" w:oddHBand="0" w:evenHBand="0" w:firstRowFirstColumn="0" w:firstRowLastColumn="0" w:lastRowFirstColumn="0" w:lastRowLastColumn="0"/>
+            </w:pPr>
+            <w:r>
+              <w:t>NH</w:t>
+            </w:r>
+            <w:r>
+              <w:rPr>
+                <w:vertAlign w:val="subscript"/>
+              </w:rPr>
+              <w:t>3</w:t>
+            </w:r>
+          </w:p>
+        </w:tc>
+      </w:tr>
+      <w:tr>
+        <w:trPr>
+          <w:cnfStyle w:val="000000100000" w:firstRow="0" w:lastRow="0" w:firstColumn="0" w:lastColumn="0" w:oddVBand="0" w:evenVBand="0" w:oddHBand="1" w:evenHBand="0" w:firstRowFirstColumn="0" w:firstRowLastColumn="0" w:lastRowFirstColumn="0" w:lastRowLastColumn="0"/>
+        </w:trPr>
+        <w:tc>
+          <w:tcPr>
+            <w:cnfStyle w:val="001000000000" w:firstRow="0" w:lastRow="0" w:firstColumn="1" w:lastColumn="0" w:oddVBand="0" w:evenVBand="0" w:oddHBand="0" w:evenHBand="0" w:firstRowFirstColumn="0" w:firstRowLastColumn="0" w:lastRowFirstColumn="0" w:lastRowLastColumn="0"/>
+            <w:tcW w:w="4505" w:type="dxa"/>
+          </w:tcPr>
+          <w:p>
+            <w:r>
+              <w:t>Water (dihydrogen monoxide)</w:t>
+            </w:r>
+          </w:p>
+        </w:tc>
+        <w:tc>
+          <w:tcPr>
+            <w:tcW w:w="4505" w:type="dxa"/>
+          </w:tcPr>
+          <w:p>
+            <w:pPr>
+              <w:cnfStyle w:val="000000100000" w:firstRow="0" w:lastRow="0" w:firstColumn="0" w:lastColumn="0" w:oddVBand="0" w:evenVBand="0" w:oddHBand="1" w:evenHBand="0" w:firstRowFirstColumn="0" w:firstRowLastColumn="0" w:lastRowFirstColumn="0" w:lastRowLastColumn="0"/>
+            </w:pPr>
+            <w:r>
+              <w:t>H</w:t>
+            </w:r>
+            <w:r>
+              <w:rPr>
+                <w:vertAlign w:val="subscript"/>
+              </w:rPr>
+              <w:t>2</w:t>
+            </w:r>
+            <w:r>
+              <w:t>O</w:t>
+            </w:r>
+          </w:p>
+        </w:tc>
+      </w:tr>
+      <w:tr>
+        <w:tc>
+          <w:tcPr>
+            <w:cnfStyle w:val="001000000000" w:firstRow="0" w:lastRow="0" w:firstColumn="1" w:lastColumn="0" w:oddVBand="0" w:evenVBand="0" w:oddHBand="0" w:evenHBand="0" w:firstRowFirstColumn="0" w:firstRowLastColumn="0" w:lastRowFirstColumn="0" w:lastRowLastColumn="0"/>
+            <w:tcW w:w="4505" w:type="dxa"/>
+          </w:tcPr>
+          <w:p>
+            <w:r>
+              <w:t>Sodium chloride</w:t>
+            </w:r>
+          </w:p>
+        </w:tc>
+        <w:tc>
+          <w:tcPr>
+            <w:tcW w:w="4505" w:type="dxa"/>
+          </w:tcPr>
+          <w:p>
+            <w:pPr>
+              <w:cnfStyle w:val="000000000000" w:firstRow="0" w:lastRow="0" w:firstColumn="0" w:lastColumn="0" w:oddVBand="0" w:evenVBand="0" w:oddHBand="0" w:evenHBand="0" w:firstRowFirstColumn="0" w:firstRowLastColumn="0" w:lastRowFirstColumn="0" w:lastRowLastColumn="0"/>
+            </w:pPr>
+            <w:proofErr w:type="spellStart"/>
+            <w:r>
+              <w:t>NaCl</w:t>
+            </w:r>
+            <w:proofErr w:type="spellEnd"/>
+          </w:p>
+        </w:tc>
+      </w:tr>
+      <w:tr>
+        <w:trPr>
+          <w:cnfStyle w:val="000000100000" w:firstRow="0" w:lastRow="0" w:firstColumn="0" w:lastColumn="0" w:oddVBand="0" w:evenVBand="0" w:oddHBand="1" w:evenHBand="0" w:firstRowFirstColumn="0" w:firstRowLastColumn="0" w:lastRowFirstColumn="0" w:lastRowLastColumn="0"/>
+        </w:trPr>
+        <w:tc>
+          <w:tcPr>
+            <w:cnfStyle w:val="001000000000" w:firstRow="0" w:lastRow="0" w:firstColumn="1" w:lastColumn="0" w:oddVBand="0" w:evenVBand="0" w:oddHBand="0" w:evenHBand="0" w:firstRowFirstColumn="0" w:firstRowLastColumn="0" w:lastRowFirstColumn="0" w:lastRowLastColumn="0"/>
+            <w:tcW w:w="4505" w:type="dxa"/>
+          </w:tcPr>
+          <w:p>
+            <w:r>
+              <w:lastRenderedPageBreak/>
+              <w:t>Carbon monoxide</w:t>
+            </w:r>
+          </w:p>
+        </w:tc>
+        <w:tc>
+          <w:tcPr>
+            <w:tcW w:w="4505" w:type="dxa"/>
+          </w:tcPr>
+          <w:p>
+            <w:pPr>
+              <w:cnfStyle w:val="000000100000" w:firstRow="0" w:lastRow="0" w:firstColumn="0" w:lastColumn="0" w:oddVBand="0" w:evenVBand="0" w:oddHBand="1" w:evenHBand="0" w:firstRowFirstColumn="0" w:firstRowLastColumn="0" w:lastRowFirstColumn="0" w:lastRowLastColumn="0"/>
+            </w:pPr>
+            <w:r>
+              <w:t>CO</w:t>
+            </w:r>
+          </w:p>
+        </w:tc>
+      </w:tr>
+      <w:tr>
+        <w:tc>
+          <w:tcPr>
+            <w:cnfStyle w:val="001000000000" w:firstRow="0" w:lastRow="0" w:firstColumn="1" w:lastColumn="0" w:oddVBand="0" w:evenVBand="0" w:oddHBand="0" w:evenHBand="0" w:firstRowFirstColumn="0" w:firstRowLastColumn="0" w:lastRowFirstColumn="0" w:lastRowLastColumn="0"/>
+            <w:tcW w:w="4505" w:type="dxa"/>
+          </w:tcPr>
+          <w:p>
+            <w:r>
+              <w:t>Hydrochloric acid</w:t>
+            </w:r>
+          </w:p>
+        </w:tc>
+        <w:tc>
+          <w:tcPr>
+            <w:tcW w:w="4505" w:type="dxa"/>
+          </w:tcPr>
+          <w:p>
+            <w:pPr>
+              <w:cnfStyle w:val="000000000000" w:firstRow="0" w:lastRow="0" w:firstColumn="0" w:lastColumn="0" w:oddVBand="0" w:evenVBand="0" w:oddHBand="0" w:evenHBand="0" w:firstRowFirstColumn="0" w:firstRowLastColumn="0" w:lastRowFirstColumn="0" w:lastRowLastColumn="0"/>
+            </w:pPr>
+            <w:proofErr w:type="spellStart"/>
+            <w:r>
+              <w:t>HCl</w:t>
+            </w:r>
+            <w:proofErr w:type="spellEnd"/>
+          </w:p>
+        </w:tc>
+      </w:tr>
+      <w:tr>
+        <w:trPr>
+          <w:cnfStyle w:val="000000100000" w:firstRow="0" w:lastRow="0" w:firstColumn="0" w:lastColumn="0" w:oddVBand="0" w:evenVBand="0" w:oddHBand="1" w:evenHBand="0" w:firstRowFirstColumn="0" w:firstRowLastColumn="0" w:lastRowFirstColumn="0" w:lastRowLastColumn="0"/>
+        </w:trPr>
+        <w:tc>
+          <w:tcPr>
+            <w:cnfStyle w:val="001000000000" w:firstRow="0" w:lastRow="0" w:firstColumn="1" w:lastColumn="0" w:oddVBand="0" w:evenVBand="0" w:oddHBand="0" w:evenHBand="0" w:firstRowFirstColumn="0" w:firstRowLastColumn="0" w:lastRowFirstColumn="0" w:lastRowLastColumn="0"/>
+            <w:tcW w:w="4505" w:type="dxa"/>
+          </w:tcPr>
+          <w:p>
+            <w:r>
+              <w:t>Calcium chloride</w:t>
+            </w:r>
+          </w:p>
+        </w:tc>
+        <w:tc>
+          <w:tcPr>
+            <w:tcW w:w="4505" w:type="dxa"/>
+          </w:tcPr>
+          <w:p>
+            <w:pPr>
+              <w:cnfStyle w:val="000000100000" w:firstRow="0" w:lastRow="0" w:firstColumn="0" w:lastColumn="0" w:oddVBand="0" w:evenVBand="0" w:oddHBand="1" w:evenHBand="0" w:firstRowFirstColumn="0" w:firstRowLastColumn="0" w:lastRowFirstColumn="0" w:lastRowLastColumn="0"/>
+            </w:pPr>
+            <w:r>
+              <w:t>CaCl</w:t>
+            </w:r>
+            <w:r>
+              <w:rPr>
+                <w:vertAlign w:val="subscript"/>
+              </w:rPr>
+              <w:t>2</w:t>
+            </w:r>
+          </w:p>
+        </w:tc>
+      </w:tr>
+      <w:tr>
+        <w:tc>
+          <w:tcPr>
+            <w:cnfStyle w:val="001000000000" w:firstRow="0" w:lastRow="0" w:firstColumn="1" w:lastColumn="0" w:oddVBand="0" w:evenVBand="0" w:oddHBand="0" w:evenHBand="0" w:firstRowFirstColumn="0" w:firstRowLastColumn="0" w:lastRowFirstColumn="0" w:lastRowLastColumn="0"/>
+            <w:tcW w:w="4505" w:type="dxa"/>
+          </w:tcPr>
+          <w:p>
+            <w:r>
+              <w:t>Sodium carbonate</w:t>
+            </w:r>
+          </w:p>
+        </w:tc>
+        <w:tc>
+          <w:tcPr>
+            <w:tcW w:w="4505" w:type="dxa"/>
+          </w:tcPr>
+          <w:p>
+            <w:pPr>
+              <w:cnfStyle w:val="000000000000" w:firstRow="0" w:lastRow="0" w:firstColumn="0" w:lastColumn="0" w:oddVBand="0" w:evenVBand="0" w:oddHBand="0" w:evenHBand="0" w:firstRowFirstColumn="0" w:firstRowLastColumn="0" w:lastRowFirstColumn="0" w:lastRowLastColumn="0"/>
+            </w:pPr>
+            <w:r>
+              <w:t>Na</w:t>
+            </w:r>
+            <w:r>
+              <w:rPr>
+                <w:vertAlign w:val="subscript"/>
+              </w:rPr>
+              <w:t>2</w:t>
+            </w:r>
+            <w:r>
+              <w:t>CO</w:t>
+            </w:r>
+            <w:r>
+              <w:rPr>
+                <w:vertAlign w:val="subscript"/>
+              </w:rPr>
+              <w:t>3</w:t>
+            </w:r>
+          </w:p>
+        </w:tc>
+      </w:tr>
+      <w:tr>
+        <w:trPr>
+          <w:cnfStyle w:val="000000100000" w:firstRow="0" w:lastRow="0" w:firstColumn="0" w:lastColumn="0" w:oddVBand="0" w:evenVBand="0" w:oddHBand="1" w:evenHBand="0" w:firstRowFirstColumn="0" w:firstRowLastColumn="0" w:lastRowFirstColumn="0" w:lastRowLastColumn="0"/>
+        </w:trPr>
+        <w:tc>
+          <w:tcPr>
+            <w:cnfStyle w:val="001000000000" w:firstRow="0" w:lastRow="0" w:firstColumn="1" w:lastColumn="0" w:oddVBand="0" w:evenVBand="0" w:oddHBand="0" w:evenHBand="0" w:firstRowFirstColumn="0" w:firstRowLastColumn="0" w:lastRowFirstColumn="0" w:lastRowLastColumn="0"/>
+            <w:tcW w:w="4505" w:type="dxa"/>
+          </w:tcPr>
+          <w:p>
+            <w:r>
+              <w:t>Sulfuric acid</w:t>
+            </w:r>
+          </w:p>
+        </w:tc>
+        <w:tc>
+          <w:tcPr>
+            <w:tcW w:w="4505" w:type="dxa"/>
+          </w:tcPr>
+          <w:p>
+            <w:pPr>
+              <w:cnfStyle w:val="000000100000" w:firstRow="0" w:lastRow="0" w:firstColumn="0" w:lastColumn="0" w:oddVBand="0" w:evenVBand="0" w:oddHBand="1" w:evenHBand="0" w:firstRowFirstColumn="0" w:firstRowLastColumn="0" w:lastRowFirstColumn="0" w:lastRowLastColumn="0"/>
+            </w:pPr>
+            <w:r>
+              <w:t>H</w:t>
+            </w:r>
+            <w:r>
+              <w:rPr>
+                <w:vertAlign w:val="subscript"/>
+              </w:rPr>
+              <w:t>2</w:t>
+            </w:r>
+            <w:r>
+              <w:t>SO</w:t>
+            </w:r>
+            <w:r>
+              <w:rPr>
+                <w:vertAlign w:val="subscript"/>
+              </w:rPr>
+              <w:t>4</w:t>
+            </w:r>
+          </w:p>
+        </w:tc>
+      </w:tr>
+    </w:tbl>
+    <w:p/>
+    <w:p>
+      <w:r>
+        <w:t>Chemical changes are shown using chemical equations. One way to show a chemical reaction is to write a word equation. For example, what can we write if we know that methane burns in oxygen giving carbon dioxide and water?</w:t>
+      </w:r>
+    </w:p>
+    <w:p/>
+    <w:p>
+      <w:r>
+        <w:t xml:space="preserve">Methane + </w:t>
+      </w:r>
+      <w:proofErr w:type="gramStart"/>
+      <w:r>
+        <w:t>oxygen  -</w:t>
+      </w:r>
+      <w:proofErr w:type="gramEnd"/>
+      <w:r>
+        <w:t>&gt; carbon dioxide + water</w:t>
+      </w:r>
+    </w:p>
+    <w:p/>
+    <w:p>
+      <w:r>
+        <w:t xml:space="preserve">Here, methane and oxygen are the REACTANTS. Carbon dioxide and water are </w:t>
+      </w:r>
+      <w:r>
+        <w:t>the PRODUCTS.</w:t>
+      </w:r>
+    </w:p>
+    <w:p/>
+    <w:p>
+      <w:r>
+        <w:t>We can also use symbol equations:</w:t>
+      </w:r>
+    </w:p>
+    <w:p/>
+    <w:p>
+      <w:r>
+        <w:t>2Mg + O2 -&gt; 2MgO (magnesium + oxygen = magnesium oxide)</w:t>
+      </w:r>
+    </w:p>
+    <w:p/>
+    <w:p>
+      <w:r>
+        <w:t xml:space="preserve">Symbol equations need to be balanced. There must always be the </w:t>
+      </w:r>
+      <w:proofErr w:type="spellStart"/>
+      <w:r>
+        <w:t>sampe</w:t>
+      </w:r>
+      <w:proofErr w:type="spellEnd"/>
+      <w:r>
+        <w:t xml:space="preserve"> number of atoms on both sides. You balance the equation by putting numbers in front of the formulas where needed. For example:</w:t>
+      </w:r>
+    </w:p>
+    <w:p/>
+    <w:p>
+      <w:r>
+        <w:t>Sulfuric acid + sodium hydroxide -&gt; sodium sulphate + water</w:t>
+      </w:r>
+    </w:p>
+    <w:p>
+      <w:r>
+        <w:t>H</w:t>
+      </w:r>
+      <w:r>
+        <w:rPr>
+          <w:vertAlign w:val="subscript"/>
+        </w:rPr>
+        <w:t>2</w:t>
+      </w:r>
+      <w:r>
+        <w:t>SO</w:t>
+      </w:r>
+      <w:r>
+        <w:rPr>
+          <w:vertAlign w:val="subscript"/>
+        </w:rPr>
+        <w:t>4</w:t>
+      </w:r>
+      <w:r>
+        <w:t xml:space="preserve"> + </w:t>
+      </w:r>
+      <w:proofErr w:type="spellStart"/>
+      <w:r>
+        <w:t>NaOH</w:t>
+      </w:r>
+      <w:proofErr w:type="spellEnd"/>
+      <w:r>
+        <w:t xml:space="preserve"> -&gt; Na</w:t>
+      </w:r>
+      <w:r>
+        <w:rPr>
+          <w:vertAlign w:val="subscript"/>
+        </w:rPr>
+        <w:t>2</w:t>
+      </w:r>
+      <w:r>
+        <w:t>SO</w:t>
+      </w:r>
+      <w:r>
+        <w:rPr>
+          <w:vertAlign w:val="subscript"/>
+        </w:rPr>
+        <w:t>4</w:t>
+      </w:r>
+      <w:r>
+        <w:t xml:space="preserve"> + H</w:t>
+      </w:r>
+      <w:r>
+        <w:rPr>
+          <w:vertAlign w:val="subscript"/>
+        </w:rPr>
+        <w:t>2</w:t>
+      </w:r>
+      <w:r>
+        <w:t>O</w:t>
+      </w:r>
+    </w:p>
+    <w:p>
+      <w:r>
+        <w:t>In the reactants we’ve got 3 atoms of hydrogen, 1 atom of sulphur, 5 atoms of oxygen and 1 atom of sodium.</w:t>
+      </w:r>
+    </w:p>
+    <w:p>
+      <w:r>
+        <w:t xml:space="preserve">In the products we’ve got 2 atoms of sodium, 1 atom of sulphur, 5 atoms of oxygen and 2 atoms of hydrogen. </w:t>
+      </w:r>
+    </w:p>
+    <w:p>
+      <w:r>
+        <w:t xml:space="preserve">We’re missing 1 atom of sodium in the reactants and 1 atom of hydrogen in the products. </w:t>
+      </w:r>
+    </w:p>
+    <w:p>
+      <w:r>
+        <w:t>H2SO4 + 2NaOH -&gt; Na2SO4 + H2O</w:t>
+      </w:r>
+    </w:p>
+    <w:p>
+      <w:r>
+        <w:t xml:space="preserve">In the reactants we’ve </w:t>
+      </w:r>
+      <w:r>
+        <w:t>now g</w:t>
+      </w:r>
+      <w:r>
+        <w:t xml:space="preserve">ot </w:t>
+      </w:r>
+      <w:r>
+        <w:t>4</w:t>
+      </w:r>
+      <w:r>
+        <w:t xml:space="preserve"> atoms of hydrogen, 1 atom of sulphur, </w:t>
+      </w:r>
+      <w:r>
+        <w:t>6</w:t>
+      </w:r>
+      <w:r>
+        <w:t xml:space="preserve"> atoms of oxygen and </w:t>
+      </w:r>
+      <w:r>
+        <w:t>2</w:t>
+      </w:r>
+      <w:r>
+        <w:t xml:space="preserve"> atom</w:t>
+      </w:r>
+      <w:r>
+        <w:t>s</w:t>
+      </w:r>
+      <w:r>
+        <w:t xml:space="preserve"> of sodium.</w:t>
+      </w:r>
+    </w:p>
+    <w:p>
+      <w:r>
+        <w:t xml:space="preserve">In the products we’ve got 2 atoms of sodium, 1 atom of sulphur, 5 atoms of oxygen and 2 atoms of hydrogen. </w:t>
+      </w:r>
+    </w:p>
+    <w:p>
+      <w:r>
+        <w:t xml:space="preserve">We’re missing </w:t>
+      </w:r>
+      <w:r>
+        <w:t>1 atom of oxygen and 4</w:t>
+      </w:r>
+      <w:r>
+        <w:t xml:space="preserve"> atom</w:t>
+      </w:r>
+      <w:r>
+        <w:t>s</w:t>
+      </w:r>
+      <w:r>
+        <w:t xml:space="preserve"> of hydrogen in the products. </w:t>
+      </w:r>
+    </w:p>
+    <w:p>
+      <w:r>
+        <w:t>H</w:t>
+      </w:r>
+      <w:r>
+        <w:rPr>
+          <w:vertAlign w:val="subscript"/>
+        </w:rPr>
+        <w:t>2</w:t>
+      </w:r>
+      <w:r>
+        <w:t>SO</w:t>
+      </w:r>
+      <w:r>
+        <w:rPr>
+          <w:vertAlign w:val="subscript"/>
+        </w:rPr>
+        <w:t>4</w:t>
+      </w:r>
+      <w:r>
+        <w:t xml:space="preserve"> + 2NaOH -&gt; Na</w:t>
+      </w:r>
+      <w:r>
+        <w:rPr>
+          <w:vertAlign w:val="subscript"/>
+        </w:rPr>
+        <w:t>2</w:t>
+      </w:r>
+      <w:r>
+        <w:t>SO</w:t>
+      </w:r>
+      <w:r>
+        <w:rPr>
+          <w:vertAlign w:val="subscript"/>
+        </w:rPr>
+        <w:t>4</w:t>
+      </w:r>
+      <w:r>
+        <w:t xml:space="preserve"> + </w:t>
+      </w:r>
+      <w:r>
+        <w:t>2</w:t>
+      </w:r>
+      <w:r>
+        <w:t>H</w:t>
+      </w:r>
+      <w:r>
+        <w:rPr>
+          <w:vertAlign w:val="subscript"/>
+        </w:rPr>
+        <w:t>2</w:t>
+      </w:r>
+      <w:r>
+        <w:t>O</w:t>
+      </w:r>
+    </w:p>
+    <w:p>
+      <w:r>
+        <w:t>In the reactants we’ve now got 4 atoms of hydrogen, 1 atom of sulphur, 6 atoms of oxygen and 2 atoms of sodium.</w:t>
+      </w:r>
+    </w:p>
+    <w:p>
+      <w:r>
+        <w:t xml:space="preserve">In the products we’ve got 2 atoms of sodium, 1 atom of sulphur, </w:t>
+      </w:r>
+      <w:r>
+        <w:t>6</w:t>
+      </w:r>
+      <w:r>
+        <w:t xml:space="preserve"> atoms of oxygen and </w:t>
+      </w:r>
+      <w:r>
+        <w:t>4</w:t>
+      </w:r>
+      <w:r>
+        <w:t xml:space="preserve"> atoms of hydrogen. </w:t>
+      </w:r>
+    </w:p>
+    <w:p>
+      <w:r>
+        <w:t>OUR EQUATIONS ARE BALANCED!</w:t>
+      </w:r>
+    </w:p>
+    <w:p/>
+    <w:p>
+      <w:r>
+        <w:t>TEST QUESTIONS</w:t>
+      </w:r>
+    </w:p>
+    <w:p>
+      <w:r>
+        <w:t>What does the mass number tell you about an atom?</w:t>
+      </w:r>
+    </w:p>
+    <w:p>
+      <w:r>
+        <w:t>What is the definition of an element?</w:t>
+      </w:r>
+    </w:p>
+    <w:p>
+      <w:r>
+        <w:t>Describe what a compound is?</w:t>
+      </w:r>
+    </w:p>
+    <w:p>
+      <w:r>
+        <w:lastRenderedPageBreak/>
+        <w:t>What does a compound formed from a metal and a non-metal consist of?</w:t>
+      </w:r>
+    </w:p>
+    <w:p>
+      <w:r>
+        <w:t>Balance the equation for the reaction of glucose (C</w:t>
+      </w:r>
+      <w:r>
+        <w:rPr>
+          <w:vertAlign w:val="subscript"/>
+        </w:rPr>
+        <w:t>6</w:t>
+      </w:r>
+      <w:r>
+        <w:t>H</w:t>
+      </w:r>
+      <w:r>
+        <w:rPr>
+          <w:vertAlign w:val="subscript"/>
+        </w:rPr>
+        <w:t>12</w:t>
+      </w:r>
+      <w:r>
+        <w:t>O</w:t>
+      </w:r>
+      <w:r>
+        <w:rPr>
+          <w:vertAlign w:val="subscript"/>
+        </w:rPr>
+        <w:t>6</w:t>
+      </w:r>
+      <w:r>
+        <w:t>) and oxygen to form water and carbon dioxide.</w:t>
+      </w:r>
+      <w:bookmarkStart w:id="0" w:name="_GoBack"/>
+      <w:bookmarkEnd w:id="0"/>
+    </w:p>
     <w:sectPr>
       <w:pgSz w:w="11900" w:h="16840"/>
       <w:pgMar w:top="1440" w:right="1440" w:bottom="1440" w:left="1440" w:header="720" w:footer="720" w:gutter="0"/>
@@ -794,6 +2056,28 @@
       <w:color w:val="1F3763" w:themeColor="accent1" w:themeShade="7F"/>
     </w:rPr>
   </w:style>
+  <w:style w:type="paragraph" w:styleId="Heading4">
+    <w:name w:val="heading 4"/>
+    <w:basedOn w:val="Normal"/>
+    <w:next w:val="Normal"/>
+    <w:link w:val="Heading4Char"/>
+    <w:uiPriority w:val="9"/>
+    <w:unhideWhenUsed/>
+    <w:qFormat/>
+    <w:rsid w:val="00A847CF"/>
+    <w:pPr>
+      <w:keepNext/>
+      <w:keepLines/>
+      <w:spacing w:before="40"/>
+      <w:outlineLvl w:val="3"/>
+    </w:pPr>
+    <w:rPr>
+      <w:rFonts w:asciiTheme="majorHAnsi" w:eastAsiaTheme="majorEastAsia" w:hAnsiTheme="majorHAnsi" w:cstheme="majorBidi"/>
+      <w:i/>
+      <w:iCs/>
+      <w:color w:val="2F5496" w:themeColor="accent1" w:themeShade="BF"/>
+    </w:rPr>
+  </w:style>
   <w:style w:type="character" w:default="1" w:styleId="DefaultParagraphFont">
     <w:name w:val="Default Paragraph Font"/>
     <w:uiPriority w:val="1"/>
@@ -857,6 +2141,388 @@
       <w:rFonts w:asciiTheme="majorHAnsi" w:eastAsiaTheme="majorEastAsia" w:hAnsiTheme="majorHAnsi" w:cstheme="majorBidi"/>
       <w:color w:val="1F3763" w:themeColor="accent1" w:themeShade="7F"/>
     </w:rPr>
+  </w:style>
+  <w:style w:type="table" w:styleId="TableGrid">
+    <w:name w:val="Table Grid"/>
+    <w:basedOn w:val="TableNormal"/>
+    <w:uiPriority w:val="39"/>
+    <w:rsid w:val="00F83B50"/>
+    <w:tblPr>
+      <w:tblBorders>
+        <w:top w:val="single" w:sz="4" w:space="0" w:color="auto"/>
+        <w:left w:val="single" w:sz="4" w:space="0" w:color="auto"/>
+        <w:bottom w:val="single" w:sz="4" w:space="0" w:color="auto"/>
+        <w:right w:val="single" w:sz="4" w:space="0" w:color="auto"/>
+        <w:insideH w:val="single" w:sz="4" w:space="0" w:color="auto"/>
+        <w:insideV w:val="single" w:sz="4" w:space="0" w:color="auto"/>
+      </w:tblBorders>
+    </w:tblPr>
+  </w:style>
+  <w:style w:type="character" w:customStyle="1" w:styleId="Heading4Char">
+    <w:name w:val="Heading 4 Char"/>
+    <w:basedOn w:val="DefaultParagraphFont"/>
+    <w:link w:val="Heading4"/>
+    <w:uiPriority w:val="9"/>
+    <w:rsid w:val="00A847CF"/>
+    <w:rPr>
+      <w:rFonts w:asciiTheme="majorHAnsi" w:eastAsiaTheme="majorEastAsia" w:hAnsiTheme="majorHAnsi" w:cstheme="majorBidi"/>
+      <w:i/>
+      <w:iCs/>
+      <w:color w:val="2F5496" w:themeColor="accent1" w:themeShade="BF"/>
+    </w:rPr>
+  </w:style>
+  <w:style w:type="table" w:styleId="GridTable4-Accent6">
+    <w:name w:val="Grid Table 4 Accent 6"/>
+    <w:basedOn w:val="TableNormal"/>
+    <w:uiPriority w:val="49"/>
+    <w:rsid w:val="00A847CF"/>
+    <w:tblPr>
+      <w:tblStyleRowBandSize w:val="1"/>
+      <w:tblStyleColBandSize w:val="1"/>
+      <w:tblBorders>
+        <w:top w:val="single" w:sz="4" w:space="0" w:color="A8D08D" w:themeColor="accent6" w:themeTint="99"/>
+        <w:left w:val="single" w:sz="4" w:space="0" w:color="A8D08D" w:themeColor="accent6" w:themeTint="99"/>
+        <w:bottom w:val="single" w:sz="4" w:space="0" w:color="A8D08D" w:themeColor="accent6" w:themeTint="99"/>
+        <w:right w:val="single" w:sz="4" w:space="0" w:color="A8D08D" w:themeColor="accent6" w:themeTint="99"/>
+        <w:insideH w:val="single" w:sz="4" w:space="0" w:color="A8D08D" w:themeColor="accent6" w:themeTint="99"/>
+        <w:insideV w:val="single" w:sz="4" w:space="0" w:color="A8D08D" w:themeColor="accent6" w:themeTint="99"/>
+      </w:tblBorders>
+    </w:tblPr>
+    <w:tblStylePr w:type="firstRow">
+      <w:rPr>
+        <w:b/>
+        <w:bCs/>
+        <w:color w:val="FFFFFF" w:themeColor="background1"/>
+      </w:rPr>
+      <w:tblPr/>
+      <w:tcPr>
+        <w:tcBorders>
+          <w:top w:val="single" w:sz="4" w:space="0" w:color="70AD47" w:themeColor="accent6"/>
+          <w:left w:val="single" w:sz="4" w:space="0" w:color="70AD47" w:themeColor="accent6"/>
+          <w:bottom w:val="single" w:sz="4" w:space="0" w:color="70AD47" w:themeColor="accent6"/>
+          <w:right w:val="single" w:sz="4" w:space="0" w:color="70AD47" w:themeColor="accent6"/>
+          <w:insideH w:val="nil"/>
+          <w:insideV w:val="nil"/>
+        </w:tcBorders>
+        <w:shd w:val="clear" w:color="auto" w:fill="70AD47" w:themeFill="accent6"/>
+      </w:tcPr>
+    </w:tblStylePr>
+    <w:tblStylePr w:type="lastRow">
+      <w:rPr>
+        <w:b/>
+        <w:bCs/>
+      </w:rPr>
+      <w:tblPr/>
+      <w:tcPr>
+        <w:tcBorders>
+          <w:top w:val="double" w:sz="4" w:space="0" w:color="70AD47" w:themeColor="accent6"/>
+        </w:tcBorders>
+      </w:tcPr>
+    </w:tblStylePr>
+    <w:tblStylePr w:type="firstCol">
+      <w:rPr>
+        <w:b/>
+        <w:bCs/>
+      </w:rPr>
+    </w:tblStylePr>
+    <w:tblStylePr w:type="lastCol">
+      <w:rPr>
+        <w:b/>
+        <w:bCs/>
+      </w:rPr>
+    </w:tblStylePr>
+    <w:tblStylePr w:type="band1Vert">
+      <w:tblPr/>
+      <w:tcPr>
+        <w:shd w:val="clear" w:color="auto" w:fill="E2EFD9" w:themeFill="accent6" w:themeFillTint="33"/>
+      </w:tcPr>
+    </w:tblStylePr>
+    <w:tblStylePr w:type="band1Horz">
+      <w:tblPr/>
+      <w:tcPr>
+        <w:shd w:val="clear" w:color="auto" w:fill="E2EFD9" w:themeFill="accent6" w:themeFillTint="33"/>
+      </w:tcPr>
+    </w:tblStylePr>
+  </w:style>
+  <w:style w:type="table" w:styleId="GridTable4-Accent5">
+    <w:name w:val="Grid Table 4 Accent 5"/>
+    <w:basedOn w:val="TableNormal"/>
+    <w:uiPriority w:val="49"/>
+    <w:rsid w:val="00A847CF"/>
+    <w:tblPr>
+      <w:tblStyleRowBandSize w:val="1"/>
+      <w:tblStyleColBandSize w:val="1"/>
+      <w:tblBorders>
+        <w:top w:val="single" w:sz="4" w:space="0" w:color="9CC2E5" w:themeColor="accent5" w:themeTint="99"/>
+        <w:left w:val="single" w:sz="4" w:space="0" w:color="9CC2E5" w:themeColor="accent5" w:themeTint="99"/>
+        <w:bottom w:val="single" w:sz="4" w:space="0" w:color="9CC2E5" w:themeColor="accent5" w:themeTint="99"/>
+        <w:right w:val="single" w:sz="4" w:space="0" w:color="9CC2E5" w:themeColor="accent5" w:themeTint="99"/>
+        <w:insideH w:val="single" w:sz="4" w:space="0" w:color="9CC2E5" w:themeColor="accent5" w:themeTint="99"/>
+        <w:insideV w:val="single" w:sz="4" w:space="0" w:color="9CC2E5" w:themeColor="accent5" w:themeTint="99"/>
+      </w:tblBorders>
+    </w:tblPr>
+    <w:tblStylePr w:type="firstRow">
+      <w:rPr>
+        <w:b/>
+        <w:bCs/>
+        <w:color w:val="FFFFFF" w:themeColor="background1"/>
+      </w:rPr>
+      <w:tblPr/>
+      <w:tcPr>
+        <w:tcBorders>
+          <w:top w:val="single" w:sz="4" w:space="0" w:color="5B9BD5" w:themeColor="accent5"/>
+          <w:left w:val="single" w:sz="4" w:space="0" w:color="5B9BD5" w:themeColor="accent5"/>
+          <w:bottom w:val="single" w:sz="4" w:space="0" w:color="5B9BD5" w:themeColor="accent5"/>
+          <w:right w:val="single" w:sz="4" w:space="0" w:color="5B9BD5" w:themeColor="accent5"/>
+          <w:insideH w:val="nil"/>
+          <w:insideV w:val="nil"/>
+        </w:tcBorders>
+        <w:shd w:val="clear" w:color="auto" w:fill="5B9BD5" w:themeFill="accent5"/>
+      </w:tcPr>
+    </w:tblStylePr>
+    <w:tblStylePr w:type="lastRow">
+      <w:rPr>
+        <w:b/>
+        <w:bCs/>
+      </w:rPr>
+      <w:tblPr/>
+      <w:tcPr>
+        <w:tcBorders>
+          <w:top w:val="double" w:sz="4" w:space="0" w:color="5B9BD5" w:themeColor="accent5"/>
+        </w:tcBorders>
+      </w:tcPr>
+    </w:tblStylePr>
+    <w:tblStylePr w:type="firstCol">
+      <w:rPr>
+        <w:b/>
+        <w:bCs/>
+      </w:rPr>
+    </w:tblStylePr>
+    <w:tblStylePr w:type="lastCol">
+      <w:rPr>
+        <w:b/>
+        <w:bCs/>
+      </w:rPr>
+    </w:tblStylePr>
+    <w:tblStylePr w:type="band1Vert">
+      <w:tblPr/>
+      <w:tcPr>
+        <w:shd w:val="clear" w:color="auto" w:fill="DEEAF6" w:themeFill="accent5" w:themeFillTint="33"/>
+      </w:tcPr>
+    </w:tblStylePr>
+    <w:tblStylePr w:type="band1Horz">
+      <w:tblPr/>
+      <w:tcPr>
+        <w:shd w:val="clear" w:color="auto" w:fill="DEEAF6" w:themeFill="accent5" w:themeFillTint="33"/>
+      </w:tcPr>
+    </w:tblStylePr>
+  </w:style>
+  <w:style w:type="table" w:styleId="GridTable5Dark-Accent1">
+    <w:name w:val="Grid Table 5 Dark Accent 1"/>
+    <w:basedOn w:val="TableNormal"/>
+    <w:uiPriority w:val="50"/>
+    <w:rsid w:val="00A847CF"/>
+    <w:tblPr>
+      <w:tblStyleRowBandSize w:val="1"/>
+      <w:tblStyleColBandSize w:val="1"/>
+      <w:tblBorders>
+        <w:top w:val="single" w:sz="4" w:space="0" w:color="FFFFFF" w:themeColor="background1"/>
+        <w:left w:val="single" w:sz="4" w:space="0" w:color="FFFFFF" w:themeColor="background1"/>
+        <w:bottom w:val="single" w:sz="4" w:space="0" w:color="FFFFFF" w:themeColor="background1"/>
+        <w:right w:val="single" w:sz="4" w:space="0" w:color="FFFFFF" w:themeColor="background1"/>
+        <w:insideH w:val="single" w:sz="4" w:space="0" w:color="FFFFFF" w:themeColor="background1"/>
+        <w:insideV w:val="single" w:sz="4" w:space="0" w:color="FFFFFF" w:themeColor="background1"/>
+      </w:tblBorders>
+    </w:tblPr>
+    <w:tcPr>
+      <w:shd w:val="clear" w:color="auto" w:fill="D9E2F3" w:themeFill="accent1" w:themeFillTint="33"/>
+    </w:tcPr>
+    <w:tblStylePr w:type="firstRow">
+      <w:rPr>
+        <w:b/>
+        <w:bCs/>
+        <w:color w:val="FFFFFF" w:themeColor="background1"/>
+      </w:rPr>
+      <w:tblPr/>
+      <w:tcPr>
+        <w:tcBorders>
+          <w:top w:val="single" w:sz="4" w:space="0" w:color="FFFFFF" w:themeColor="background1"/>
+          <w:left w:val="single" w:sz="4" w:space="0" w:color="FFFFFF" w:themeColor="background1"/>
+          <w:right w:val="single" w:sz="4" w:space="0" w:color="FFFFFF" w:themeColor="background1"/>
+          <w:insideH w:val="nil"/>
+          <w:insideV w:val="nil"/>
+        </w:tcBorders>
+        <w:shd w:val="clear" w:color="auto" w:fill="4472C4" w:themeFill="accent1"/>
+      </w:tcPr>
+    </w:tblStylePr>
+    <w:tblStylePr w:type="lastRow">
+      <w:rPr>
+        <w:b/>
+        <w:bCs/>
+        <w:color w:val="FFFFFF" w:themeColor="background1"/>
+      </w:rPr>
+      <w:tblPr/>
+      <w:tcPr>
+        <w:tcBorders>
+          <w:left w:val="single" w:sz="4" w:space="0" w:color="FFFFFF" w:themeColor="background1"/>
+          <w:bottom w:val="single" w:sz="4" w:space="0" w:color="FFFFFF" w:themeColor="background1"/>
+          <w:right w:val="single" w:sz="4" w:space="0" w:color="FFFFFF" w:themeColor="background1"/>
+          <w:insideH w:val="nil"/>
+          <w:insideV w:val="nil"/>
+        </w:tcBorders>
+        <w:shd w:val="clear" w:color="auto" w:fill="4472C4" w:themeFill="accent1"/>
+      </w:tcPr>
+    </w:tblStylePr>
+    <w:tblStylePr w:type="firstCol">
+      <w:rPr>
+        <w:b/>
+        <w:bCs/>
+        <w:color w:val="FFFFFF" w:themeColor="background1"/>
+      </w:rPr>
+      <w:tblPr/>
+      <w:tcPr>
+        <w:tcBorders>
+          <w:top w:val="single" w:sz="4" w:space="0" w:color="FFFFFF" w:themeColor="background1"/>
+          <w:left w:val="single" w:sz="4" w:space="0" w:color="FFFFFF" w:themeColor="background1"/>
+          <w:bottom w:val="single" w:sz="4" w:space="0" w:color="FFFFFF" w:themeColor="background1"/>
+          <w:insideV w:val="nil"/>
+        </w:tcBorders>
+        <w:shd w:val="clear" w:color="auto" w:fill="4472C4" w:themeFill="accent1"/>
+      </w:tcPr>
+    </w:tblStylePr>
+    <w:tblStylePr w:type="lastCol">
+      <w:rPr>
+        <w:b/>
+        <w:bCs/>
+        <w:color w:val="FFFFFF" w:themeColor="background1"/>
+      </w:rPr>
+      <w:tblPr/>
+      <w:tcPr>
+        <w:tcBorders>
+          <w:top w:val="single" w:sz="4" w:space="0" w:color="FFFFFF" w:themeColor="background1"/>
+          <w:bottom w:val="single" w:sz="4" w:space="0" w:color="FFFFFF" w:themeColor="background1"/>
+          <w:right w:val="single" w:sz="4" w:space="0" w:color="FFFFFF" w:themeColor="background1"/>
+          <w:insideV w:val="nil"/>
+        </w:tcBorders>
+        <w:shd w:val="clear" w:color="auto" w:fill="4472C4" w:themeFill="accent1"/>
+      </w:tcPr>
+    </w:tblStylePr>
+    <w:tblStylePr w:type="band1Vert">
+      <w:tblPr/>
+      <w:tcPr>
+        <w:shd w:val="clear" w:color="auto" w:fill="B4C6E7" w:themeFill="accent1" w:themeFillTint="66"/>
+      </w:tcPr>
+    </w:tblStylePr>
+    <w:tblStylePr w:type="band1Horz">
+      <w:tblPr/>
+      <w:tcPr>
+        <w:shd w:val="clear" w:color="auto" w:fill="B4C6E7" w:themeFill="accent1" w:themeFillTint="66"/>
+      </w:tcPr>
+    </w:tblStylePr>
+  </w:style>
+  <w:style w:type="character" w:styleId="PlaceholderText">
+    <w:name w:val="Placeholder Text"/>
+    <w:basedOn w:val="DefaultParagraphFont"/>
+    <w:uiPriority w:val="99"/>
+    <w:semiHidden/>
+    <w:rsid w:val="00A847CF"/>
+    <w:rPr>
+      <w:color w:val="808080"/>
+    </w:rPr>
+  </w:style>
+  <w:style w:type="character" w:styleId="Hyperlink">
+    <w:name w:val="Hyperlink"/>
+    <w:basedOn w:val="DefaultParagraphFont"/>
+    <w:uiPriority w:val="99"/>
+    <w:unhideWhenUsed/>
+    <w:rsid w:val="00A847CF"/>
+    <w:rPr>
+      <w:color w:val="0563C1" w:themeColor="hyperlink"/>
+      <w:u w:val="single"/>
+    </w:rPr>
+  </w:style>
+  <w:style w:type="character" w:styleId="UnresolvedMention">
+    <w:name w:val="Unresolved Mention"/>
+    <w:basedOn w:val="DefaultParagraphFont"/>
+    <w:uiPriority w:val="99"/>
+    <w:rsid w:val="00A847CF"/>
+    <w:rPr>
+      <w:color w:val="605E5C"/>
+      <w:shd w:val="clear" w:color="auto" w:fill="E1DFDD"/>
+    </w:rPr>
+  </w:style>
+  <w:style w:type="table" w:styleId="GridTable4-Accent1">
+    <w:name w:val="Grid Table 4 Accent 1"/>
+    <w:basedOn w:val="TableNormal"/>
+    <w:uiPriority w:val="49"/>
+    <w:rsid w:val="00757707"/>
+    <w:tblPr>
+      <w:tblStyleRowBandSize w:val="1"/>
+      <w:tblStyleColBandSize w:val="1"/>
+      <w:tblBorders>
+        <w:top w:val="single" w:sz="4" w:space="0" w:color="8EAADB" w:themeColor="accent1" w:themeTint="99"/>
+        <w:left w:val="single" w:sz="4" w:space="0" w:color="8EAADB" w:themeColor="accent1" w:themeTint="99"/>
+        <w:bottom w:val="single" w:sz="4" w:space="0" w:color="8EAADB" w:themeColor="accent1" w:themeTint="99"/>
+        <w:right w:val="single" w:sz="4" w:space="0" w:color="8EAADB" w:themeColor="accent1" w:themeTint="99"/>
+        <w:insideH w:val="single" w:sz="4" w:space="0" w:color="8EAADB" w:themeColor="accent1" w:themeTint="99"/>
+        <w:insideV w:val="single" w:sz="4" w:space="0" w:color="8EAADB" w:themeColor="accent1" w:themeTint="99"/>
+      </w:tblBorders>
+    </w:tblPr>
+    <w:tblStylePr w:type="firstRow">
+      <w:rPr>
+        <w:b/>
+        <w:bCs/>
+        <w:color w:val="FFFFFF" w:themeColor="background1"/>
+      </w:rPr>
+      <w:tblPr/>
+      <w:tcPr>
+        <w:tcBorders>
+          <w:top w:val="single" w:sz="4" w:space="0" w:color="4472C4" w:themeColor="accent1"/>
+          <w:left w:val="single" w:sz="4" w:space="0" w:color="4472C4" w:themeColor="accent1"/>
+          <w:bottom w:val="single" w:sz="4" w:space="0" w:color="4472C4" w:themeColor="accent1"/>
+          <w:right w:val="single" w:sz="4" w:space="0" w:color="4472C4" w:themeColor="accent1"/>
+          <w:insideH w:val="nil"/>
+          <w:insideV w:val="nil"/>
+        </w:tcBorders>
+        <w:shd w:val="clear" w:color="auto" w:fill="4472C4" w:themeFill="accent1"/>
+      </w:tcPr>
+    </w:tblStylePr>
+    <w:tblStylePr w:type="lastRow">
+      <w:rPr>
+        <w:b/>
+        <w:bCs/>
+      </w:rPr>
+      <w:tblPr/>
+      <w:tcPr>
+        <w:tcBorders>
+          <w:top w:val="double" w:sz="4" w:space="0" w:color="4472C4" w:themeColor="accent1"/>
+        </w:tcBorders>
+      </w:tcPr>
+    </w:tblStylePr>
+    <w:tblStylePr w:type="firstCol">
+      <w:rPr>
+        <w:b/>
+        <w:bCs/>
+      </w:rPr>
+    </w:tblStylePr>
+    <w:tblStylePr w:type="lastCol">
+      <w:rPr>
+        <w:b/>
+        <w:bCs/>
+      </w:rPr>
+    </w:tblStylePr>
+    <w:tblStylePr w:type="band1Vert">
+      <w:tblPr/>
+      <w:tcPr>
+        <w:shd w:val="clear" w:color="auto" w:fill="D9E2F3" w:themeFill="accent1" w:themeFillTint="33"/>
+      </w:tcPr>
+    </w:tblStylePr>
+    <w:tblStylePr w:type="band1Horz">
+      <w:tblPr/>
+      <w:tcPr>
+        <w:shd w:val="clear" w:color="auto" w:fill="D9E2F3" w:themeFill="accent1" w:themeFillTint="33"/>
+      </w:tcPr>
+    </w:tblStylePr>
   </w:style>
 </w:styles>
 </file>
